--- a/pren/pr2/Molodchenko_pr_2.docx
+++ b/pren/pr2/Molodchenko_pr_2.docx
@@ -1723,6 +1723,7 @@
           <w:rFonts w:ascii="Times New Roman" w:hAnsi="Times New Roman" w:cs="Times New Roman"/>
           <w:sz w:val="28"/>
           <w:szCs w:val="28"/>
+          <w:lang w:val="en-US"/>
         </w:rPr>
       </w:pPr>
       <w:r>
@@ -1740,6 +1741,7 @@
           <w:rFonts w:ascii="Times New Roman" w:hAnsi="Times New Roman" w:cs="Times New Roman"/>
           <w:sz w:val="28"/>
           <w:szCs w:val="28"/>
+          <w:lang w:val="en-US"/>
         </w:rPr>
       </w:pPr>
       <w:hyperlink r:id="rId5" w:history="1">
@@ -1749,8 +1751,29 @@
             <w:rFonts w:ascii="Times New Roman" w:hAnsi="Times New Roman" w:cs="Times New Roman"/>
             <w:sz w:val="28"/>
             <w:szCs w:val="28"/>
+            <w:lang w:val="en-US"/>
           </w:rPr>
-          <w:t>https://chatgpt.com/share/693386b8-1c04-8003-b189-55ac407c3181</w:t>
+          <w:t>https://chatgpt.com/share/694a6a3a-9660-8003-a2ea-70acca71</w:t>
+        </w:r>
+        <w:r>
+          <w:rPr>
+            <w:rStyle w:val="Hyperlink"/>
+            <w:rFonts w:ascii="Times New Roman" w:hAnsi="Times New Roman" w:cs="Times New Roman"/>
+            <w:sz w:val="28"/>
+            <w:szCs w:val="28"/>
+            <w:lang w:val="en-US"/>
+          </w:rPr>
+          <w:t>1</w:t>
+        </w:r>
+        <w:r>
+          <w:rPr>
+            <w:rStyle w:val="Hyperlink"/>
+            <w:rFonts w:ascii="Times New Roman" w:hAnsi="Times New Roman" w:cs="Times New Roman"/>
+            <w:sz w:val="28"/>
+            <w:szCs w:val="28"/>
+            <w:lang w:val="en-US"/>
+          </w:rPr>
+          <w:t>fcb</w:t>
         </w:r>
       </w:hyperlink>
     </w:p>
